--- a/project_handover_eshopckc_v1_7.docx
+++ b/project_handover_eshopckc_v1_7.docx
@@ -40,7 +40,11 @@
         <w:jc w:val="center"/>
       </w:pPr>
       <w:r>
-        <w:t>文件版本 v1.7　｜　2026-08-30　｜　涵蓋 2026-07-15 ～ 08-30 全部已上線變更</w:t>
+        <w:rPr>
+          <w:rFonts w:ascii="微軟正黑體" w:cs="微軟正黑體" w:eastAsia="微軟正黑體" w:hAnsi="微軟正黑體"/>
+          <w:color w:val="666666"/>
+        </w:rPr>
+        <w:t xml:space="preserve">文件版本 v1.7　｜　2026-08-30　｜　涵蓋 2026-07-15 ～ 08-30 全部已上線變更＋待實作規格</w:t>
       </w:r>
     </w:p>
     <w:p>
@@ -3256,6 +3260,135 @@
           </w:p>
         </w:tc>
       </w:tr>
+      <w:tr>
+        <w:tc>
+          <w:tcPr>
+            <w:tcW w:type="dxa" w:w="1400"/>
+            <w:shd w:fill="F5F8F3" w:val="clear"/>
+            <w:tcMar>
+              <w:top w:type="dxa" w:w="100"/>
+              <w:left w:type="dxa" w:w="120"/>
+              <w:bottom w:type="dxa" w:w="100"/>
+              <w:right w:type="dxa" w:w="120"/>
+            </w:tcMar>
+          </w:tcPr>
+          <w:p>
+            <w:r>
+              <w:rPr>
+                <w:rFonts w:ascii="微軟正黑體" w:cs="微軟正黑體" w:eastAsia="微軟正黑體" w:hAnsi="微軟正黑體"/>
+                <w:b/>
+                <w:bCs/>
+              </w:rPr>
+              <w:t xml:space="preserve">🔴 17</w:t>
+            </w:r>
+          </w:p>
+        </w:tc>
+        <w:tc>
+          <w:tcPr>
+            <w:tcW w:type="dxa" w:w="7600"/>
+            <w:tcMar>
+              <w:top w:type="dxa" w:w="100"/>
+              <w:left w:type="dxa" w:w="120"/>
+              <w:bottom w:type="dxa" w:w="100"/>
+              <w:right w:type="dxa" w:w="120"/>
+            </w:tcMar>
+          </w:tcPr>
+          <w:p>
+            <w:r>
+              <w:rPr>
+                <w:rFonts w:ascii="微軟正黑體" w:cs="微軟正黑體" w:eastAsia="微軟正黑體" w:hAnsi="微軟正黑體"/>
+              </w:rPr>
+              <w:t xml:space="preserve">【待實作，最高優先】同溫層結帳限制：目前混溫層商品可正常下單，但物流無法混溫層出貨，屬「系統允許、實務無法履行」的訂單。完整規格見專案根目錄 spec-同溫層限制與運費顯示修正.md 與第十六章。第一階段（阻擋混溫層）應優先上線止血【性質：工程／營運阻擋，最高優先】</w:t>
+            </w:r>
+          </w:p>
+        </w:tc>
+      </w:tr>
+      <w:tr>
+        <w:tc>
+          <w:tcPr>
+            <w:tcW w:type="dxa" w:w="1400"/>
+            <w:shd w:fill="F5F8F3" w:val="clear"/>
+            <w:tcMar>
+              <w:top w:type="dxa" w:w="100"/>
+              <w:left w:type="dxa" w:w="120"/>
+              <w:bottom w:type="dxa" w:w="100"/>
+              <w:right w:type="dxa" w:w="120"/>
+            </w:tcMar>
+          </w:tcPr>
+          <w:p>
+            <w:r>
+              <w:rPr>
+                <w:rFonts w:ascii="微軟正黑體" w:cs="微軟正黑體" w:eastAsia="微軟正黑體" w:hAnsi="微軟正黑體"/>
+                <w:b/>
+                <w:bCs/>
+              </w:rPr>
+              <w:t xml:space="preserve">🔴 18</w:t>
+            </w:r>
+          </w:p>
+        </w:tc>
+        <w:tc>
+          <w:tcPr>
+            <w:tcW w:type="dxa" w:w="7600"/>
+            <w:tcMar>
+              <w:top w:type="dxa" w:w="100"/>
+              <w:left w:type="dxa" w:w="120"/>
+              <w:bottom w:type="dxa" w:w="100"/>
+              <w:right w:type="dxa" w:w="120"/>
+            </w:tcMar>
+          </w:tcPr>
+          <w:p>
+            <w:r>
+              <w:rPr>
+                <w:rFonts w:ascii="微軟正黑體" w:cs="微軟正黑體" w:eastAsia="微軟正黑體" w:hAnsi="微軟正黑體"/>
+              </w:rPr>
+              <w:t xml:space="preserve">【待實作】站內免運門檻顯示不一致：後台運費管理設定為 NT$1,500 且後端計算正確，但購物車免運進度條寫死顯示 NT$2,000，頁面公告則顯示 1,500，三處說法不一。客人已達免運資格卻被告知還需消費，屬誤導與信任風險。修正方式為改為讀取 ckc_shipping_free 設定，詳見第十六章 16.3【性質：工程／客訴風險】</w:t>
+            </w:r>
+          </w:p>
+        </w:tc>
+      </w:tr>
+      <w:tr>
+        <w:tc>
+          <w:tcPr>
+            <w:tcW w:type="dxa" w:w="1400"/>
+            <w:shd w:fill="F5F8F3" w:val="clear"/>
+            <w:tcMar>
+              <w:top w:type="dxa" w:w="100"/>
+              <w:left w:type="dxa" w:w="120"/>
+              <w:bottom w:type="dxa" w:w="100"/>
+              <w:right w:type="dxa" w:w="120"/>
+            </w:tcMar>
+          </w:tcPr>
+          <w:p>
+            <w:r>
+              <w:rPr>
+                <w:rFonts w:ascii="微軟正黑體" w:cs="微軟正黑體" w:eastAsia="微軟正黑體" w:hAnsi="微軟正黑體"/>
+                <w:b/>
+                <w:bCs/>
+              </w:rPr>
+              <w:t xml:space="preserve">🟡 19</w:t>
+            </w:r>
+          </w:p>
+        </w:tc>
+        <w:tc>
+          <w:tcPr>
+            <w:tcW w:type="dxa" w:w="7600"/>
+            <w:tcMar>
+              <w:top w:type="dxa" w:w="100"/>
+              <w:left w:type="dxa" w:w="120"/>
+              <w:bottom w:type="dxa" w:w="100"/>
+              <w:right w:type="dxa" w:w="120"/>
+            </w:tcMar>
+          </w:tcPr>
+          <w:p>
+            <w:r>
+              <w:rPr>
+                <w:rFonts w:ascii="微軟正黑體" w:cs="微軟正黑體" w:eastAsia="微軟正黑體" w:hAnsi="微軟正黑體"/>
+              </w:rPr>
+              <w:t xml:space="preserve">「合併下單區」分類的長期定位待商家確認：原始用途為「讓客人跨溫層湊單」，但方案 A（同溫層限制）確定後該用途已不成立。規格書中暫定義為「溫層通用搭配商品」，可搭配任何溫層以協助衝免運門檻。需商家確認此定義是否符合預期，或該分類是否需調整用途／下架，詳見第十六章 16.6【性質：商業決策／待確認】</w:t>
+            </w:r>
+          </w:p>
+        </w:tc>
+      </w:tr>
     </w:tbl>
     <w:p>
       <w:pPr>
@@ -5952,186 +6085,591 @@
     </w:p>
     <w:p>
       <w:pPr>
-        <w:spacing w:before="280" w:after="120"/>
-      </w:pPr>
-      <w:r>
-        <w:rPr>
-          <w:b/>
-          <w:sz w:val="32"/>
-        </w:rPr>
-        <w:t>第十六章：全站核心電商功能深度修復全紀錄 — 2026-08-30（下午）</w:t>
-      </w:r>
-    </w:p>
-    <w:p>
-      <w:r>
-        <w:rPr>
-          <w:b/>
-        </w:rPr>
-        <w:t>本章記錄 2026-08-30 針對分類頁商品顯示異常、運送區域無效資料儲存崩潰、購物車與結帳頁加購專區強制常駐、付款方式指定排序、信用卡輸入窗口連附優化以及超商取貨付款全面屏蔽等 6 項重大核心電商功能之排查、修復與部署全紀錄。</w:t>
-      </w:r>
-    </w:p>
-    <w:p>
-      <w:pPr>
-        <w:spacing w:before="200" w:after="80"/>
-      </w:pPr>
-      <w:r>
-        <w:rPr>
-          <w:b/>
-          <w:sz w:val="26"/>
-        </w:rPr>
-        <w:t>16.1 運送區域「無效的資料儲存」(Invalid Data Store) 崩潰排查與修復</w:t>
-      </w:r>
-    </w:p>
-    <w:p>
-      <w:r>
-        <w:t>【問題症狀】購物車與結帳頁計算運費或更新小計時，系統偶發丟出「無效的資料儲存。」(Invalid data store.) Exception，阻斷後續結帳流程。</w:t>
-      </w:r>
-    </w:p>
-    <w:p>
-      <w:r>
-        <w:t>【根本原因】追查定位至 WC_Shipping_Zone_Data_Store::read_multiple()，發現資料庫中 wp_woocommerce_shipping_zones 資料表資料行數為 0，導致 WooCommerce 在執行區域匹配時找不到任何區域物件而拋出致命例外。</w:t>
-      </w:r>
-    </w:p>
-    <w:p>
-      <w:r>
-        <w:t>【修復內容】於 functions.php 的 ckc_repair_woocommerce_rewrite_rules() 自癒邏輯中加入自動運送區域保底初始化機制，確保預設「台灣」運送區域始終存在並掛載對應運送方式。</w:t>
-      </w:r>
-    </w:p>
-    <w:p>
-      <w:pPr>
-        <w:spacing w:before="200" w:after="80"/>
-      </w:pPr>
-      <w:r>
-        <w:rPr>
-          <w:b/>
-          <w:sz w:val="26"/>
-        </w:rPr>
-        <w:t>16.2 分類頁「找不到商品／0件」排查與修復</w:t>
-      </w:r>
-    </w:p>
-    <w:p>
-      <w:r>
-        <w:t>【問題症狀】全部商品、常溫食品、冷凍美食等分類頁面控制列顯示「共 0 件商品」，且下方渲染「很抱歉，找不到相關商品」佔位插圖，所有已指派商品皆無法顯示。</w:t>
-      </w:r>
-    </w:p>
-    <w:p>
-      <w:r>
-        <w:t>【根本原因】</w:t>
-        <w:br/>
-        <w:t>1. 正式站 SFTP 存在殘留衝突外掛 wp-content/plugins/sqlite-database-integration，該外掛在背景自動產生 wp-content/db.php，將 WordPress Taxonomy 查詢（wp_term_relationships）導向空的 SQLite 資料庫，導致分類查無關聯商品。</w:t>
-        <w:br/>
-        <w:t>2. WordPress.com 邊緣快取（Batcache）與物件快取（Memcached/Redis）暫存了異常期間的 0 商品頁面。</w:t>
-      </w:r>
-    </w:p>
-    <w:p>
-      <w:r>
-        <w:t>【修復內容】</w:t>
-        <w:br/>
-        <w:t>1. 永久刪除正式站上的 sqlite-database-integration 目錄與 wp-content/db.php，恢復 100% 正式 MySQL 查詢（41 個 Terms 與 78 筆商品關聯完整生效）。</w:t>
-        <w:br/>
-        <w:t>2. 部署 clean_term_cache、clean_post_cache 與 Batcache 快取清除機制，全站 7 個分類頁面現已 100% 正常載入所有商品卡片。</w:t>
-      </w:r>
-    </w:p>
-    <w:p>
-      <w:pPr>
-        <w:spacing w:before="200" w:after="80"/>
-      </w:pPr>
-      <w:r>
-        <w:rPr>
-          <w:b/>
-          <w:sz w:val="26"/>
-        </w:rPr>
-        <w:t>16.3 購物車與結帳頁「加購專區／湊免運推薦」強制常駐顯示</w:t>
-      </w:r>
-    </w:p>
-    <w:p>
-      <w:r>
-        <w:t>【需求與問題】加購專區在商品加入後或達到免運門檻時會自動消失，顧客無法繼續加購；且舊有候選商品池查詢因 meta_value_num 排序缺少 meta_key 導致查詢失效。</w:t>
-      </w:r>
-    </w:p>
-    <w:p>
-      <w:r>
-        <w:t>【修復內容】</w:t>
-        <w:br/>
-        <w:t>1. 重構 chao_checkout_crosssell_pool_ids()，改採高效率且精準的直接 SQL 查詢，杜絕快取失效與條件遺失。</w:t>
-        <w:br/>
-        <w:t>2. 移除加入後的 slideUp(220) 隱藏邏輯。</w:t>
-        <w:br/>
-        <w:t>3. 支援雙狀態標題：未達免運門檻時顯示「還差 NT$XXX 免運，加購這些剛剛好 ⚡/👇」；已達免運門檻時顯示「🎉 已達免運門檻！加購人氣美味享更多優惠 ⚡/👇」，確保加購專區 100% 強制常駐顯示。</w:t>
-      </w:r>
-    </w:p>
-    <w:p>
-      <w:pPr>
-        <w:spacing w:before="200" w:after="80"/>
-      </w:pPr>
-      <w:r>
-        <w:rPr>
-          <w:b/>
-          <w:sz w:val="26"/>
-        </w:rPr>
-        <w:t>16.4 付款方式指定排序與信用卡支付窗口位置優化</w:t>
-      </w:r>
-    </w:p>
-    <w:p>
-      <w:r>
-        <w:t>【需求與問題】各付款方式需依指定順序排列，且原先信用卡 256-bit SSL 安全輸入窗口獨立放置在所有選項最下方，與選項按鈕脫節。</w:t>
-      </w:r>
-    </w:p>
-    <w:p>
-      <w:r>
-        <w:t>【修復內容】</w:t>
-        <w:br/>
-        <w:t>1. 於 checkout-ux.php（後端可用閘道排序）與 checkout.php（前端視覺卡片）中將付款方式嚴格排序為：</w:t>
-        <w:br/>
-        <w:t xml:space="preserve">   ① ATM 轉帳</w:t>
-        <w:br/>
-        <w:t xml:space="preserve">   ② 超商代碼繳費</w:t>
-        <w:br/>
-        <w:t xml:space="preserve">   ③ TWQR 行動支付</w:t>
-        <w:br/>
-        <w:t xml:space="preserve">   ④ Apple Pay</w:t>
-        <w:br/>
-        <w:t xml:space="preserve">   ⑤ 信用卡安全支付</w:t>
-        <w:br/>
-        <w:t>2. 將信用卡選項與卡號輸入視窗封裝為一體式容器（.chao-payment-credit-wrapper），當點擊「信用卡安全支付」時，安全支付輸入窗口直接連附於該選項正下方平滑展開。</w:t>
-      </w:r>
-    </w:p>
-    <w:p>
-      <w:pPr>
-        <w:spacing w:before="200" w:after="80"/>
-      </w:pPr>
-      <w:r>
-        <w:rPr>
-          <w:b/>
-          <w:sz w:val="26"/>
-        </w:rPr>
-        <w:t>16.5 結帳頁全面屏蔽「超商取貨付款 (COD)」</w:t>
-      </w:r>
-    </w:p>
-    <w:p>
-      <w:r>
-        <w:t>【需求與修復】</w:t>
-        <w:br/>
-        <w:t>1. 前端移除「超商取貨付款」卡片，即便選擇 7-11 超商冷凍取貨亦不再顯示貨到付款選項。</w:t>
-        <w:br/>
-        <w:t>2. 後端 woocommerce_available_payment_gateways 強制卸除 cod 閘道，確保全站所有交易皆採線上安全金流支付。</w:t>
-      </w:r>
-    </w:p>
-    <w:p>
-      <w:pPr>
-        <w:spacing w:before="200" w:after="80"/>
-      </w:pPr>
-      <w:r>
-        <w:rPr>
-          <w:b/>
-          <w:sz w:val="26"/>
-        </w:rPr>
-        <w:t>16.6 部署清單全面補齊與自動化機制建立</w:t>
-      </w:r>
-    </w:p>
-    <w:p>
-      <w:r>
-        <w:t>【修復內容】檢視並更新 deploy_files.py 與 sftp_deploy_quick.py，確保 checkout.php、checkout-ux.php、ecpay-ecpg-gateway.php、product-addon-modal.php 等所有核心檔案完整納入部署清單，避免任何修改漏傳。</w:t>
+        <w:pStyle w:val="Heading1"/>
+        <w:spacing w:after="200" w:before="320"/>
+      </w:pPr>
+      <w:r>
+        <w:rPr>
+          <w:rFonts w:ascii="微軟正黑體" w:cs="微軟正黑體" w:eastAsia="微軟正黑體" w:hAnsi="微軟正黑體"/>
+          <w:b/>
+          <w:bCs/>
+          <w:sz w:val="30"/>
+          <w:szCs w:val="30"/>
+        </w:rPr>
+        <w:t xml:space="preserve">第十六章：同溫層結帳限制 — 規格與決策紀錄（2026-08-30，待實作）</w:t>
+      </w:r>
+    </w:p>
+    <w:p>
+      <w:pPr>
+        <w:spacing w:after="160"/>
+      </w:pPr>
+      <w:r>
+        <w:rPr>
+          <w:rFonts w:ascii="微軟正黑體" w:cs="微軟正黑體" w:eastAsia="微軟正黑體" w:hAnsi="微軟正黑體"/>
+        </w:rPr>
+        <w:t xml:space="preserve">⚠️ 本章記錄的是【尚未實作】的功能規格與其決策過程，不是已上線的變更。完整規格書為專案根目錄的 spec-同溫層限制與運費顯示修正.md，本章記錄的是「為什麼最後這樣決定」，供日後接手者理解脈絡，避免重蹈評估過程。</w:t>
+      </w:r>
+    </w:p>
+    <w:p>
+      <w:pPr>
+        <w:pStyle w:val="Heading2"/>
+        <w:spacing w:after="160" w:before="240"/>
+      </w:pPr>
+      <w:r>
+        <w:rPr>
+          <w:rFonts w:ascii="微軟正黑體" w:cs="微軟正黑體" w:eastAsia="微軟正黑體" w:hAnsi="微軟正黑體"/>
+          <w:b/>
+          <w:bCs/>
+          <w:sz w:val="25"/>
+          <w:szCs w:val="25"/>
+        </w:rPr>
+        <w:t xml:space="preserve">16.1 需求背景</w:t>
+      </w:r>
+    </w:p>
+    <w:p>
+      <w:pPr>
+        <w:spacing w:after="160"/>
+      </w:pPr>
+      <w:r>
+        <w:rPr>
+          <w:rFonts w:ascii="微軟正黑體" w:cs="微軟正黑體" w:eastAsia="微軟正黑體" w:hAnsi="微軟正黑體"/>
+        </w:rPr>
+        <w:t xml:space="preserve">商家反映：目前結帳頁可以同時包含不同溫層（常溫／冷藏／冷凍）的商品並完成下單，但物流實際上無法混溫層出貨，因此這類訂單倉庫根本做不到，屬於「系統允許、實務無法履行」的訂單，必須從系統面阻擋。</w:t>
+      </w:r>
+    </w:p>
+    <w:p>
+      <w:pPr>
+        <w:pStyle w:val="Heading2"/>
+        <w:spacing w:after="160" w:before="240"/>
+      </w:pPr>
+      <w:r>
+        <w:rPr>
+          <w:rFonts w:ascii="微軟正黑體" w:cs="微軟正黑體" w:eastAsia="微軟正黑體" w:hAnsi="微軟正黑體"/>
+          <w:b/>
+          <w:bCs/>
+          <w:sz w:val="25"/>
+          <w:szCs w:val="25"/>
+        </w:rPr>
+        <w:t xml:space="preserve">16.2 排查中的重大發現：運費管理早已支援溫層</w:t>
+      </w:r>
+    </w:p>
+    <w:p>
+      <w:pPr>
+        <w:spacing w:after="160"/>
+      </w:pPr>
+      <w:r>
+        <w:rPr>
+          <w:rFonts w:ascii="微軟正黑體" w:cs="微軟正黑體" w:eastAsia="微軟正黑體" w:hAnsi="微軟正黑體"/>
+        </w:rPr>
+        <w:t xml:space="preserve">排查現況時發現後台存在自訂管理頁「運費管理」（admin.php?page=ckc-shipping-management），其資料結構為 ckc_shipping[配送方式][地區][溫層][級距]，也就是說「配送方式 × 地區 × 溫層」的三維結構早在當初開發時就已建好並填入設定值：</w:t>
+      </w:r>
+    </w:p>
+    <w:p>
+      <w:pPr>
+        <w:pStyle w:val="ListParagraph"/>
+        <w:numPr>
+          <w:ilvl w:val="0"/>
+          <w:numId w:val="2"/>
+        </w:numPr>
+        <w:spacing w:after="120"/>
+      </w:pPr>
+      <w:r>
+        <w:rPr>
+          <w:rFonts w:ascii="微軟正黑體" w:cs="微軟正黑體" w:eastAsia="微軟正黑體" w:hAnsi="微軟正黑體"/>
+        </w:rPr>
+        <w:t xml:space="preserve">免運門檻（ckc_shipping_free）：宅配 NT$1,500、超商 NT$1,500。</w:t>
+      </w:r>
+    </w:p>
+    <w:p>
+      <w:pPr>
+        <w:pStyle w:val="ListParagraph"/>
+        <w:numPr>
+          <w:ilvl w:val="0"/>
+          <w:numId w:val="2"/>
+        </w:numPr>
+        <w:spacing w:after="120"/>
+      </w:pPr>
+      <w:r>
+        <w:rPr>
+          <w:rFonts w:ascii="微軟正黑體" w:cs="微軟正黑體" w:eastAsia="微軟正黑體" w:hAnsi="微軟正黑體"/>
+        </w:rPr>
+        <w:t xml:space="preserve">運費：宅配／超商 本島皆 250、離島皆 350（三個溫層目前設為相同值）；門市自取 0。</w:t>
+      </w:r>
+    </w:p>
+    <w:p>
+      <w:pPr>
+        <w:spacing w:after="160"/>
+      </w:pPr>
+      <w:r>
+        <w:rPr>
+          <w:rFonts w:ascii="微軟正黑體" w:cs="微軟正黑體" w:eastAsia="微軟正黑體" w:hAnsi="微軟正黑體"/>
+        </w:rPr>
+        <w:t xml:space="preserve">經瀏覽器實測確認，後端運費計算確實有讀取這份設定：小計 1,568（≥1,500）顯示免運、小計 1,368 於台中市為 250、於澎湖縣為 350，離島加價亦正常生效。</w:t>
+      </w:r>
+    </w:p>
+    <w:p>
+      <w:pPr>
+        <w:pStyle w:val="Heading2"/>
+        <w:spacing w:after="160" w:before="240"/>
+      </w:pPr>
+      <w:r>
+        <w:rPr>
+          <w:rFonts w:ascii="微軟正黑體" w:cs="微軟正黑體" w:eastAsia="微軟正黑體" w:hAnsi="微軟正黑體"/>
+          <w:b/>
+          <w:bCs/>
+          <w:sz w:val="25"/>
+          <w:szCs w:val="25"/>
+        </w:rPr>
+        <w:t xml:space="preserve">16.3 同時發現的既有 Bug：站內免運門檻顯示三處不一致</w:t>
+      </w:r>
+    </w:p>
+    <w:p>
+      <w:pPr>
+        <w:spacing w:after="160"/>
+      </w:pPr>
+      <w:r>
+        <w:rPr>
+          <w:rFonts w:ascii="微軟正黑體" w:cs="微軟正黑體" w:eastAsia="微軟正黑體" w:hAnsi="微軟正黑體"/>
+        </w:rPr>
+        <w:t xml:space="preserve">後端計算雖正確，但前端顯示存在明確錯誤，且站內三處說法不同：</w:t>
+      </w:r>
+    </w:p>
+    <w:p>
+      <w:pPr>
+        <w:pStyle w:val="ListParagraph"/>
+        <w:numPr>
+          <w:ilvl w:val="0"/>
+          <w:numId w:val="2"/>
+        </w:numPr>
+        <w:spacing w:after="120"/>
+      </w:pPr>
+      <w:r>
+        <w:rPr>
+          <w:rFonts w:ascii="微軟正黑體" w:cs="微軟正黑體" w:eastAsia="微軟正黑體" w:hAnsi="微軟正黑體"/>
+        </w:rPr>
+        <w:t xml:space="preserve">頁面頂端公告：顯示「滿 $1,500 免運」——正確。</w:t>
+      </w:r>
+    </w:p>
+    <w:p>
+      <w:pPr>
+        <w:pStyle w:val="ListParagraph"/>
+        <w:numPr>
+          <w:ilvl w:val="0"/>
+          <w:numId w:val="2"/>
+        </w:numPr>
+        <w:spacing w:after="120"/>
+      </w:pPr>
+      <w:r>
+        <w:rPr>
+          <w:rFonts w:ascii="微軟正黑體" w:cs="微軟正黑體" w:eastAsia="微軟正黑體" w:hAnsi="微軟正黑體"/>
+        </w:rPr>
+        <w:t xml:space="preserve">購物車免運進度條：顯示「免運門檻 NT$2,000」——錯誤，應為 1,500，疑似寫死於程式碼中未讀取設定。</w:t>
+      </w:r>
+    </w:p>
+    <w:p>
+      <w:pPr>
+        <w:pStyle w:val="ListParagraph"/>
+        <w:numPr>
+          <w:ilvl w:val="0"/>
+          <w:numId w:val="2"/>
+        </w:numPr>
+        <w:spacing w:after="120"/>
+      </w:pPr>
+      <w:r>
+        <w:rPr>
+          <w:rFonts w:ascii="微軟正黑體" w:cs="微軟正黑體" w:eastAsia="微軟正黑體" w:hAnsi="微軟正黑體"/>
+        </w:rPr>
+        <w:t xml:space="preserve">購物車預估運費：顯示「宅配 250｜超商 250」——不完整，未反映離島 350 的差異。</w:t>
+      </w:r>
+    </w:p>
+    <w:p>
+      <w:pPr>
+        <w:spacing w:after="160"/>
+      </w:pPr>
+      <w:r>
+        <w:rPr>
+          <w:rFonts w:ascii="微軟正黑體" w:cs="微軟正黑體" w:eastAsia="微軟正黑體" w:hAnsi="微軟正黑體"/>
+        </w:rPr>
+        <w:t xml:space="preserve">影響：客人實際已達 1,500 免運資格，畫面卻顯示還需消費到 2,000，等同誤導消費者，且與結帳頁實際計算結果不符，屬客訴與信任風險。此問題已納入規格書第二階段處理。</w:t>
+      </w:r>
+    </w:p>
+    <w:p>
+      <w:pPr>
+        <w:pStyle w:val="Heading2"/>
+        <w:spacing w:after="160" w:before="240"/>
+      </w:pPr>
+      <w:r>
+        <w:rPr>
+          <w:rFonts w:ascii="微軟正黑體" w:cs="微軟正黑體" w:eastAsia="微軟正黑體" w:hAnsi="微軟正黑體"/>
+          <w:b/>
+          <w:bCs/>
+          <w:sz w:val="25"/>
+          <w:szCs w:val="25"/>
+        </w:rPr>
+        <w:t xml:space="preserve">16.4 方案評估與最終決策（重要，請務必閱讀）</w:t>
+      </w:r>
+    </w:p>
+    <w:p>
+      <w:pPr>
+        <w:spacing w:after="160"/>
+      </w:pPr>
+      <w:r>
+        <w:rPr>
+          <w:rFonts w:ascii="微軟正黑體" w:cs="微軟正黑體" w:eastAsia="微軟正黑體" w:hAnsi="微軟正黑體"/>
+        </w:rPr>
+        <w:t xml:space="preserve">由於發現運費管理早已具備溫層維度的設定，當下曾評估兩個方向：</w:t>
+      </w:r>
+    </w:p>
+    <w:p>
+      <w:pPr>
+        <w:pStyle w:val="ListParagraph"/>
+        <w:numPr>
+          <w:ilvl w:val="0"/>
+          <w:numId w:val="2"/>
+        </w:numPr>
+        <w:spacing w:after="120"/>
+      </w:pPr>
+      <w:r>
+        <w:rPr>
+          <w:rFonts w:ascii="微軟正黑體" w:cs="微軟正黑體" w:eastAsia="微軟正黑體" w:hAnsi="微軟正黑體"/>
+        </w:rPr>
+        <w:t xml:space="preserve">方案 A（同溫層限制）：禁止混溫層購物車，一筆訂單只能有一種溫層。優點是出貨邏輯單純；缺點是客人想同時買常溫禮盒與冷凍年菜必須分兩次下單、付兩次運費，棄單率可能上升。</w:t>
+      </w:r>
+    </w:p>
+    <w:p>
+      <w:pPr>
+        <w:pStyle w:val="ListParagraph"/>
+        <w:numPr>
+          <w:ilvl w:val="0"/>
+          <w:numId w:val="2"/>
+        </w:numPr>
+        <w:spacing w:after="120"/>
+      </w:pPr>
+      <w:r>
+        <w:rPr>
+          <w:rFonts w:ascii="微軟正黑體" w:cs="微軟正黑體" w:eastAsia="微軟正黑體" w:hAnsi="微軟正黑體"/>
+        </w:rPr>
+        <w:t xml:space="preserve">方案 B（拆單計費）：允許混買，依溫層拆成多個 WooCommerce package，各自計費、各自判斷免運門檻。優點是不擋任何訂單、客單價可往上疊；缺點是運費計算與後台出貨流程較複雜，且需在結帳前清楚揭露「本單將分 N 箱出貨」以免客訴。</w:t>
+      </w:r>
+    </w:p>
+    <w:p>
+      <w:pPr>
+        <w:spacing w:after="160"/>
+      </w:pPr>
+      <w:r>
+        <w:rPr>
+          <w:rFonts w:ascii="微軟正黑體" w:cs="微軟正黑體" w:eastAsia="微軟正黑體" w:hAnsi="微軟正黑體"/>
+        </w:rPr>
+        <w:t xml:space="preserve">商家一度選擇方案 B，並已據此完成一版拆單規格書（含免運門檻各箱獨立計算、每箱 NT$1,500、超商三溫層皆可收、離島加價確認等決策）。但隨後於同日改為最終決議：【永久採用方案 A，不做拆單】。</w:t>
+      </w:r>
+    </w:p>
+    <w:p>
+      <w:pPr>
+        <w:spacing w:after="160"/>
+      </w:pPr>
+      <w:r>
+        <w:rPr>
+          <w:rFonts w:ascii="微軟正黑體" w:cs="微軟正黑體" w:eastAsia="微軟正黑體" w:hAnsi="微軟正黑體"/>
+          <w:b/>
+          <w:bCs/>
+        </w:rPr>
+        <w:t xml:space="preserve">給日後接手者的提醒：</w:t>
+      </w:r>
+      <w:r>
+        <w:rPr>
+          <w:rFonts w:ascii="微軟正黑體" w:cs="微軟正黑體" w:eastAsia="微軟正黑體" w:hAnsi="微軟正黑體"/>
+        </w:rPr>
+        <w:t xml:space="preserve">後台運費管理保有完整的「溫層 × 地區 × 配送方式」三維設定，很容易讓人誤以為系統本來就要支援混溫層拆單出貨。實際上並非如此——這是商家經評估後主動否決的方向。在方案 A 下購物車必定為單一溫層，該三維結構仍然有用（用來取得該溫層對應的費率），但不會出現一筆訂單多箱計費的情況。</w:t>
+      </w:r>
+    </w:p>
+    <w:p>
+      <w:pPr>
+        <w:pStyle w:val="Heading2"/>
+        <w:spacing w:after="160" w:before="240"/>
+      </w:pPr>
+      <w:r>
+        <w:rPr>
+          <w:rFonts w:ascii="微軟正黑體" w:cs="微軟正黑體" w:eastAsia="微軟正黑體" w:hAnsi="微軟正黑體"/>
+          <w:b/>
+          <w:bCs/>
+          <w:sz w:val="25"/>
+          <w:szCs w:val="25"/>
+        </w:rPr>
+        <w:t xml:space="preserve">16.5 溫層判定規則摘要</w:t>
+      </w:r>
+    </w:p>
+    <w:p>
+      <w:pPr>
+        <w:spacing w:after="160"/>
+      </w:pPr>
+      <w:r>
+        <w:rPr>
+          <w:rFonts w:ascii="微軟正黑體" w:cs="微軟正黑體" w:eastAsia="微軟正黑體" w:hAnsi="微軟正黑體"/>
+        </w:rPr>
+        <w:t xml:space="preserve">溫層依商品分類（product_cat）判定，非 WooCommerce 運送類別。特別注意：WooCommerce 原生的「運送類別」在本站為 宅配／自取／超商自取／離島（屬配送方式而非溫層），且四個類別皆掛 0 個商品、等同未使用，實作時勿誤用。</w:t>
+      </w:r>
+    </w:p>
+    <w:p>
+      <w:pPr>
+        <w:pStyle w:val="ListParagraph"/>
+        <w:numPr>
+          <w:ilvl w:val="0"/>
+          <w:numId w:val="2"/>
+        </w:numPr>
+        <w:spacing w:after="120"/>
+      </w:pPr>
+      <w:r>
+        <w:rPr>
+          <w:rFonts w:ascii="微軟正黑體" w:cs="微軟正黑體" w:eastAsia="微軟正黑體" w:hAnsi="微軟正黑體"/>
+        </w:rPr>
+        <w:t xml:space="preserve">常溫（ambient）：warmgift（常溫禮盒）、warmfood（常溫食品）</w:t>
+      </w:r>
+    </w:p>
+    <w:p>
+      <w:pPr>
+        <w:pStyle w:val="ListParagraph"/>
+        <w:numPr>
+          <w:ilvl w:val="0"/>
+          <w:numId w:val="2"/>
+        </w:numPr>
+        <w:spacing w:after="120"/>
+      </w:pPr>
+      <w:r>
+        <w:rPr>
+          <w:rFonts w:ascii="微軟正黑體" w:cs="微軟正黑體" w:eastAsia="微軟正黑體" w:hAnsi="微軟正黑體"/>
+        </w:rPr>
+        <w:t xml:space="preserve">冷藏（chilled）：side-dishes（冷藏佳餚）</w:t>
+      </w:r>
+    </w:p>
+    <w:p>
+      <w:pPr>
+        <w:pStyle w:val="ListParagraph"/>
+        <w:numPr>
+          <w:ilvl w:val="0"/>
+          <w:numId w:val="2"/>
+        </w:numPr>
+        <w:spacing w:after="120"/>
+      </w:pPr>
+      <w:r>
+        <w:rPr>
+          <w:rFonts w:ascii="微軟正黑體" w:cs="微軟正黑體" w:eastAsia="微軟正黑體" w:hAnsi="微軟正黑體"/>
+        </w:rPr>
+        <w:t xml:space="preserve">冷凍（frozen）：icegift（冷凍禮盒）、frozen（冷凍美食）</w:t>
+      </w:r>
+    </w:p>
+    <w:p>
+      <w:pPr>
+        <w:pStyle w:val="ListParagraph"/>
+        <w:numPr>
+          <w:ilvl w:val="0"/>
+          <w:numId w:val="2"/>
+        </w:numPr>
+        <w:spacing w:after="120"/>
+      </w:pPr>
+      <w:r>
+        <w:rPr>
+          <w:rFonts w:ascii="微軟正黑體" w:cs="微軟正黑體" w:eastAsia="微軟正黑體" w:hAnsi="微軟正黑體"/>
+        </w:rPr>
+        <w:t xml:space="preserve">allitem（全部商品）：所有商品皆掛，屬導覽用途，判定溫層時必須忽略。</w:t>
+      </w:r>
+    </w:p>
+    <w:p>
+      <w:pPr>
+        <w:pStyle w:val="ListParagraph"/>
+        <w:numPr>
+          <w:ilvl w:val="0"/>
+          <w:numId w:val="2"/>
+        </w:numPr>
+        <w:spacing w:after="120"/>
+      </w:pPr>
+      <w:r>
+        <w:rPr>
+          <w:rFonts w:ascii="微軟正黑體" w:cs="微軟正黑體" w:eastAsia="微軟正黑體" w:hAnsi="微軟正黑體"/>
+        </w:rPr>
+        <w:t xml:space="preserve">combo（合併下單區）：定位為 universal（溫層通用搭配商品），常溫可存放，可與任何溫層一起購買。</w:t>
+      </w:r>
+    </w:p>
+    <w:p>
+      <w:pPr>
+        <w:spacing w:after="160"/>
+      </w:pPr>
+      <w:r>
+        <w:rPr>
+          <w:rFonts w:ascii="微軟正黑體" w:cs="微軟正黑體" w:eastAsia="微軟正黑體" w:hAnsi="微軟正黑體"/>
+        </w:rPr>
+        <w:t xml:space="preserve">核心相容性規則：一台購物車只能有一種溫層；universal 商品是萬用牌，可與任何溫層並存，但自身不會決定購物車的溫層。購物車的「當前溫層」取自車內第一個非 universal 商品；若全車皆為 universal，則視為尚未鎖定溫層，任何商品皆可加入。</w:t>
+      </w:r>
+    </w:p>
+    <w:p>
+      <w:pPr>
+        <w:pStyle w:val="Heading2"/>
+        <w:spacing w:after="160" w:before="240"/>
+      </w:pPr>
+      <w:r>
+        <w:rPr>
+          <w:rFonts w:ascii="微軟正黑體" w:cs="微軟正黑體" w:eastAsia="微軟正黑體" w:hAnsi="微軟正黑體"/>
+          <w:b/>
+          <w:bCs/>
+          <w:sz w:val="25"/>
+          <w:szCs w:val="25"/>
+        </w:rPr>
+        <w:t xml:space="preserve">16.6 「合併下單區」定位的轉變</w:t>
+      </w:r>
+    </w:p>
+    <w:p>
+      <w:pPr>
+        <w:spacing w:after="160"/>
+      </w:pPr>
+      <w:r>
+        <w:rPr>
+          <w:rFonts w:ascii="微軟正黑體" w:cs="微軟正黑體" w:eastAsia="微軟正黑體" w:hAnsi="微軟正黑體"/>
+        </w:rPr>
+        <w:t xml:space="preserve">此分類原始用途為「讓客人跨溫層湊單」。在方案 A 下，跨溫層本身已被禁止，該用途不再成立。規格書中已將其重新定義為「溫層通用的搭配商品」，用途轉為協助客人把【當前這個溫層】的金額推向免運門檻，因此仍具價值。</w:t>
+      </w:r>
+    </w:p>
+    <w:p>
+      <w:pPr>
+        <w:spacing w:after="160"/>
+      </w:pPr>
+      <w:r>
+        <w:rPr>
+          <w:rFonts w:ascii="微軟正黑體" w:cs="微軟正黑體" w:eastAsia="微軟正黑體" w:hAnsi="微軟正黑體"/>
+        </w:rPr>
+        <w:t xml:space="preserve">此定義為規格撰寫時的推論，尚待商家最終確認；若商家對該分類另有規劃（例如調整用途或下架），需回頭修正規格。此項已列入第七章待辦 🟡 17。</w:t>
+      </w:r>
+    </w:p>
+    <w:p>
+      <w:pPr>
+        <w:pStyle w:val="Heading2"/>
+        <w:spacing w:after="160" w:before="240"/>
+      </w:pPr>
+      <w:r>
+        <w:rPr>
+          <w:rFonts w:ascii="微軟正黑體" w:cs="微軟正黑體" w:eastAsia="微軟正黑體" w:hAnsi="微軟正黑體"/>
+          <w:b/>
+          <w:bCs/>
+          <w:sz w:val="25"/>
+          <w:szCs w:val="25"/>
+        </w:rPr>
+        <w:t xml:space="preserve">16.7 實作範圍摘要（詳見規格書）</w:t>
+      </w:r>
+    </w:p>
+    <w:p>
+      <w:pPr>
+        <w:spacing w:after="160"/>
+      </w:pPr>
+      <w:r>
+        <w:rPr>
+          <w:rFonts w:ascii="微軟正黑體" w:cs="微軟正黑體" w:eastAsia="微軟正黑體" w:hAnsi="微軟正黑體"/>
+        </w:rPr>
+        <w:t xml:space="preserve">規格書將實作分為三階段：</w:t>
+      </w:r>
+    </w:p>
+    <w:p>
+      <w:pPr>
+        <w:pStyle w:val="ListParagraph"/>
+        <w:numPr>
+          <w:ilvl w:val="0"/>
+          <w:numId w:val="2"/>
+        </w:numPr>
+        <w:spacing w:after="120"/>
+      </w:pPr>
+      <w:r>
+        <w:rPr>
+          <w:rFonts w:ascii="微軟正黑體" w:cs="微軟正黑體" w:eastAsia="微軟正黑體" w:hAnsi="微軟正黑體"/>
+        </w:rPr>
+        <w:t xml:space="preserve">第一階段（最高優先，先止血）：阻擋混溫層。含後端強制驗證（woocommerce_add_to_cart_validation 與結帳前再驗證）、前端即時攔截彈窗（需說明原因並提供「清空購物車改買此商品」的出口）、既有混溫層 session 的引導處理（不可靜默清空客人購物車）、以及加購推薦清單必須連動過濾為相容溫層。</w:t>
+      </w:r>
+    </w:p>
+    <w:p>
+      <w:pPr>
+        <w:pStyle w:val="ListParagraph"/>
+        <w:numPr>
+          <w:ilvl w:val="0"/>
+          <w:numId w:val="2"/>
+        </w:numPr>
+        <w:spacing w:after="120"/>
+      </w:pPr>
+      <w:r>
+        <w:rPr>
+          <w:rFonts w:ascii="微軟正黑體" w:cs="微軟正黑體" w:eastAsia="微軟正黑體" w:hAnsi="微軟正黑體"/>
+        </w:rPr>
+        <w:t xml:space="preserve">第二階段：修正前端運費顯示，一律改為讀取運費管理設定，消除 2,000 與 1,500 不一致的問題。驗收方式為後台改門檻後前端應自動同步，無需改程式碼。</w:t>
+      </w:r>
+    </w:p>
+    <w:p>
+      <w:pPr>
+        <w:pStyle w:val="ListParagraph"/>
+        <w:numPr>
+          <w:ilvl w:val="0"/>
+          <w:numId w:val="2"/>
+        </w:numPr>
+        <w:spacing w:after="120"/>
+      </w:pPr>
+      <w:r>
+        <w:rPr>
+          <w:rFonts w:ascii="微軟正黑體" w:cs="微軟正黑體" w:eastAsia="微軟正黑體" w:hAnsi="微軟正黑體"/>
+        </w:rPr>
+        <w:t xml:space="preserve">第三階段：溫層資訊呈現優化，於商品頁、列表頁、購物車頁標示溫層，讓客人在加入購物車前就知道，降低撞到限制的機率。</w:t>
+      </w:r>
+    </w:p>
+    <w:p>
+      <w:pPr>
+        <w:spacing w:after="160"/>
+      </w:pPr>
+      <w:r>
+        <w:rPr>
+          <w:rFonts w:ascii="微軟正黑體" w:cs="微軟正黑體" w:eastAsia="微軟正黑體" w:hAnsi="微軟正黑體"/>
+        </w:rPr>
+        <w:t xml:space="preserve">特別提醒：所有加入購物車的入口都必須驗證，包含商品頁、分類頁快速加購、購物車頁的「湊免運加購推薦」（AJAX action ckc_add_addon_to_cart）、以及結帳頁加購區塊。其中加購推薦最容易被遺漏。</w:t>
+      </w:r>
+    </w:p>
+    <w:p>
+      <w:pPr>
+        <w:pStyle w:val="Heading2"/>
+        <w:spacing w:after="160" w:before="240"/>
+      </w:pPr>
+      <w:r>
+        <w:rPr>
+          <w:rFonts w:ascii="微軟正黑體" w:cs="微軟正黑體" w:eastAsia="微軟正黑體" w:hAnsi="微軟正黑體"/>
+          <w:b/>
+          <w:bCs/>
+          <w:sz w:val="25"/>
+          <w:szCs w:val="25"/>
+        </w:rPr>
+        <w:t xml:space="preserve">16.8 待釐清事項（實作前需先讀程式碼確認）</w:t>
+      </w:r>
+    </w:p>
+    <w:p>
+      <w:pPr>
+        <w:pStyle w:val="ListParagraph"/>
+        <w:numPr>
+          <w:ilvl w:val="0"/>
+          <w:numId w:val="2"/>
+        </w:numPr>
+        <w:spacing w:after="120"/>
+      </w:pPr>
+      <w:r>
+        <w:rPr>
+          <w:rFonts w:ascii="微軟正黑體" w:cs="微軟正黑體" w:eastAsia="微軟正黑體" w:hAnsi="微軟正黑體"/>
+        </w:rPr>
+        <w:t xml:space="preserve">目前運費計算是否真的有依溫層取費率？因三個溫層費率目前都設成相同值（250／350），從畫面上無法判斷。在方案 A 下購物車必為單一溫層，影響較小，但仍需確認取值正確，否則將來三溫層設不同價時會算錯。</w:t>
+      </w:r>
+    </w:p>
+    <w:p>
+      <w:pPr>
+        <w:pStyle w:val="ListParagraph"/>
+        <w:numPr>
+          <w:ilvl w:val="0"/>
+          <w:numId w:val="2"/>
+        </w:numPr>
+        <w:spacing w:after="120"/>
+      </w:pPr>
+      <w:r>
+        <w:rPr>
+          <w:rFonts w:ascii="微軟正黑體" w:cs="微軟正黑體" w:eastAsia="微軟正黑體" w:hAnsi="微軟正黑體"/>
+        </w:rPr>
+        <w:t xml:space="preserve">chao_gang_cheng_restrict_rates_by_shipping_class() 是否仍有作用？此函式依 WooCommerce 運送類別運作，但運送類別掛 0 個商品，可能已成 dead code。第七章待辦 🟢 10 記載的「宅配／門市自取偶爾被鎖住」疑慮疑似與此有關，可一併釐清。</w:t>
       </w:r>
     </w:p>
     <w:sectPr>
